--- a/downloads/documents/04 Units/Unit 06 - Food Systems and Production - From Farm to Table/Lesson 06.03 - Food Waste Audit in Our Room.docx
+++ b/downloads/documents/04 Units/Unit 06 - Food Systems and Production - From Farm to Table/Lesson 06.03 - Food Waste Audit in Our Room.docx
@@ -347,7 +347,7 @@
         <w:t xml:space="preserve">Vocabulary 06.md</w:t>
       </w:r>
       <w:r>
-        <w:t xml:space="preserve">) for Turkish, Portuguese, and Spanish.</w:t>
+        <w:t xml:space="preserve">) for Spanish.</w:t>
       </w:r>
     </w:p>
     <w:p>
@@ -1152,7 +1152,7 @@
         <w:t xml:space="preserve">”</w:t>
       </w:r>
       <w:r>
-        <w:t xml:space="preserve">); the words waste, compost, peel, spoiled, and leftover are on the vocabulary card in Turkish, Portuguese, and Spanish (see</w:t>
+        <w:t xml:space="preserve">); the words waste, compost, peel, spoiled, and leftover are on the vocabulary card in Spanish (see</w:t>
       </w:r>
       <w:r>
         <w:t xml:space="preserve"> </w:t>
